--- a/public/templates/office/Phase4_3자감리_지적사항_조치결과서.docx
+++ b/public/templates/office/Phase4_3자감리_지적사항_조치결과서.docx
@@ -3,79 +3,355 @@
 <w:document xmlns:wpc="http://schemas.microsoft.com/office/word/2010/wordprocessingCanvas" xmlns:mo="http://schemas.microsoft.com/office/mac/office/2008/main" xmlns:mc="http://schemas.openxmlformats.org/markup-compatibility/2006" xmlns:mv="urn:schemas-microsoft-com:mac:vml" xmlns:o="urn:schemas-microsoft-com:office:office" xmlns:r="http://schemas.openxmlformats.org/officeDocument/2006/relationships" xmlns:m="http://schemas.openxmlformats.org/officeDocument/2006/math" xmlns:v="urn:schemas-microsoft-com:vml" xmlns:wp14="http://schemas.microsoft.com/office/word/2010/wordprocessingDrawing" xmlns:wp="http://schemas.openxmlformats.org/drawingml/2006/wordprocessingDrawing" xmlns:w10="urn:schemas-microsoft-com:office:word" xmlns:w="http://schemas.openxmlformats.org/wordprocessingml/2006/main" xmlns:w14="http://schemas.microsoft.com/office/word/2010/wordml" xmlns:wpg="http://schemas.microsoft.com/office/word/2010/wordprocessingGroup" xmlns:wpi="http://schemas.microsoft.com/office/word/2010/wordprocessingInk" xmlns:wne="http://schemas.microsoft.com/office/word/2006/wordml" xmlns:wps="http://schemas.microsoft.com/office/word/2010/wordprocessingShape" mc:Ignorable="w14 wp14">
   <w:body>
     <w:p>
-      <w:pPr>
-        <w:jc w:val="center"/>
-      </w:pPr>
       <w:r>
         <w:rPr>
-          <w:rFonts w:ascii="Malgun Gothic" w:hAnsi="Malgun Gothic"/>
+          <w:rFonts w:ascii="맑은 고딕" w:hAnsi="맑은 고딕" w:eastAsia="맑은 고딕"/>
           <w:b/>
-          <w:color w:val="1E293B"/>
+          <w:color w:val="2563EB"/>
+          <w:sz w:val="17"/>
+        </w:rPr>
+        <w:t>[엠파시 엔터프라이즈 표준 사업관리 서식] 문서번호: EMP-DOC-P4-04 | 사업명: 한빛글로벌 SyncGuard AI 시스템 구축</w:t>
+      </w:r>
+    </w:p>
+    <w:p>
+      <w:r>
+        <w:rPr>
+          <w:rFonts w:ascii="맑은 고딕" w:hAnsi="맑은 고딕" w:eastAsia="맑은 고딕"/>
+          <w:b/>
+          <w:color w:val="0F172A"/>
           <w:sz w:val="36"/>
         </w:rPr>
         <w:t>3자 전문 감리 지적사항 조치결과 확인서</w:t>
       </w:r>
     </w:p>
     <w:p>
-      <w:pPr>
-        <w:jc w:val="center"/>
-      </w:pPr>
       <w:r>
         <w:rPr>
-          <w:rFonts w:ascii="Malgun Gothic" w:hAnsi="Malgun Gothic"/>
-          <w:color w:val="64748B"/>
+          <w:rFonts w:ascii="맑은 고딕" w:hAnsi="맑은 고딕" w:eastAsia="맑은 고딕"/>
+          <w:b w:val="0"/>
+          <w:color w:val="475569"/>
           <w:sz w:val="21"/>
         </w:rPr>
-        <w:t>전자정부법 제57조에 따른 종합 감리 지적사항 개선 조치 증빙</w:t>
-      </w:r>
-    </w:p>
-    <w:p/>
-    <w:p>
-      <w:pPr>
-        <w:spacing w:before="160" w:after="80"/>
-      </w:pPr>
-      <w:r>
-        <w:rPr>
-          <w:rFonts w:ascii="Malgun Gothic" w:hAnsi="Malgun Gothic"/>
-          <w:b/>
-          <w:color w:val="2563EB"/>
-          <w:sz w:val="26"/>
-        </w:rPr>
-        <w:t>1. 감리 지적사항 및 조치 내역 요약</w:t>
+        <w:t>품질·보안·데이터 아키텍처 독립 감리 지적사항 5건에 대한 100% 개선 조치 및 전후 증빙 보고서</w:t>
       </w:r>
     </w:p>
     <w:tbl>
       <w:tblPr>
+        <w:tblStyle w:val="TableGrid"/>
         <w:tblW w:type="auto" w:w="0"/>
         <w:jc w:val="center"/>
-        <w:tblLayout w:type="autofit"/>
         <w:tblLook w:firstColumn="1" w:firstRow="1" w:lastColumn="0" w:lastRow="0" w:noHBand="0" w:noVBand="1" w:val="04A0"/>
       </w:tblPr>
       <w:tblGrid>
-        <w:gridCol w:w="2340"/>
-        <w:gridCol w:w="2340"/>
-        <w:gridCol w:w="2340"/>
-        <w:gridCol w:w="2340"/>
+        <w:gridCol w:w="4896"/>
+        <w:gridCol w:w="4896"/>
       </w:tblGrid>
       <w:tr>
         <w:tc>
           <w:tcPr>
-            <w:tcW w:type="dxa" w:w="2340"/>
+            <w:tcW w:type="dxa" w:w="4896"/>
+            <w:shd w:fill="1B365D"/>
             <w:tcMar>
-              <w:top w:w="100" w:type="dxa"/>
-              <w:bottom w:w="100" w:type="dxa"/>
-              <w:left w:w="130" w:type="dxa"/>
-              <w:right w:w="130" w:type="dxa"/>
+              <w:top w:w="110" w:type="dxa"/>
+              <w:bottom w:w="110" w:type="dxa"/>
+              <w:left w:w="140" w:type="dxa"/>
+              <w:right w:w="140" w:type="dxa"/>
             </w:tcMar>
-            <w:shd w:fill="1E293B"/>
           </w:tcPr>
           <w:p>
+            <w:pPr>
+              <w:jc w:val="center"/>
+            </w:pPr>
+            <w:r/>
             <w:r>
               <w:rPr>
-                <w:rFonts w:ascii="Malgun Gothic" w:hAnsi="Malgun Gothic"/>
+                <w:rFonts w:ascii="맑은 고딕" w:hAnsi="맑은 고딕" w:eastAsia="맑은 고딕"/>
                 <w:b/>
                 <w:color w:val="FFFFFF"/>
-                <w:sz w:val="18"/>
+                <w:sz w:val="19"/>
+              </w:rPr>
+              <w:t>구분</w:t>
+            </w:r>
+          </w:p>
+        </w:tc>
+        <w:tc>
+          <w:tcPr>
+            <w:tcW w:type="dxa" w:w="4896"/>
+            <w:shd w:fill="1B365D"/>
+            <w:tcMar>
+              <w:top w:w="110" w:type="dxa"/>
+              <w:bottom w:w="110" w:type="dxa"/>
+              <w:left w:w="140" w:type="dxa"/>
+              <w:right w:w="140" w:type="dxa"/>
+            </w:tcMar>
+          </w:tcPr>
+          <w:p>
+            <w:pPr>
+              <w:jc w:val="center"/>
+            </w:pPr>
+            <w:r/>
+            <w:r>
+              <w:rPr>
+                <w:rFonts w:ascii="맑은 고딕" w:hAnsi="맑은 고딕" w:eastAsia="맑은 고딕"/>
+                <w:b/>
+                <w:color w:val="FFFFFF"/>
+                <w:sz w:val="19"/>
+              </w:rPr>
+              <w:t>상세 내용</w:t>
+            </w:r>
+          </w:p>
+        </w:tc>
+      </w:tr>
+      <w:tr>
+        <w:tc>
+          <w:tcPr>
+            <w:tcW w:type="dxa" w:w="4896"/>
+            <w:shd w:fill="EFF6FF"/>
+            <w:tcMar>
+              <w:top w:w="90" w:type="dxa"/>
+              <w:bottom w:w="90" w:type="dxa"/>
+              <w:left w:w="140" w:type="dxa"/>
+              <w:right w:w="140" w:type="dxa"/>
+            </w:tcMar>
+          </w:tcPr>
+          <w:p>
+            <w:r/>
+            <w:r>
+              <w:rPr>
+                <w:rFonts w:ascii="맑은 고딕" w:hAnsi="맑은 고딕" w:eastAsia="맑은 고딕"/>
+                <w:b/>
+                <w:color w:val="1E293B"/>
+                <w:sz w:val="19"/>
+              </w:rPr>
+              <w:t>사업명</w:t>
+            </w:r>
+          </w:p>
+        </w:tc>
+        <w:tc>
+          <w:tcPr>
+            <w:tcW w:type="dxa" w:w="4896"/>
+            <w:shd w:fill="FFFFFF"/>
+            <w:tcMar>
+              <w:top w:w="90" w:type="dxa"/>
+              <w:bottom w:w="90" w:type="dxa"/>
+              <w:left w:w="140" w:type="dxa"/>
+              <w:right w:w="140" w:type="dxa"/>
+            </w:tcMar>
+          </w:tcPr>
+          <w:p>
+            <w:r/>
+            <w:r>
+              <w:rPr>
+                <w:rFonts w:ascii="맑은 고딕" w:hAnsi="맑은 고딕" w:eastAsia="맑은 고딕"/>
+                <w:b w:val="0"/>
+                <w:color w:val="1E293B"/>
+                <w:sz w:val="19"/>
+              </w:rPr>
+              <w:t>SyncGuard AI — 엔터프라이즈 AI 콘텐츠·규제 심의 자동화 시스템 구축 사업</w:t>
+            </w:r>
+          </w:p>
+        </w:tc>
+      </w:tr>
+      <w:tr>
+        <w:tc>
+          <w:tcPr>
+            <w:tcW w:type="dxa" w:w="4896"/>
+            <w:shd w:fill="EFF6FF"/>
+            <w:tcMar>
+              <w:top w:w="90" w:type="dxa"/>
+              <w:bottom w:w="90" w:type="dxa"/>
+              <w:left w:w="140" w:type="dxa"/>
+              <w:right w:w="140" w:type="dxa"/>
+            </w:tcMar>
+          </w:tcPr>
+          <w:p>
+            <w:r/>
+            <w:r>
+              <w:rPr>
+                <w:rFonts w:ascii="맑은 고딕" w:hAnsi="맑은 고딕" w:eastAsia="맑은 고딕"/>
+                <w:b/>
+                <w:color w:val="1E293B"/>
+                <w:sz w:val="19"/>
+              </w:rPr>
+              <w:t>감리 수행 기관</w:t>
+            </w:r>
+          </w:p>
+        </w:tc>
+        <w:tc>
+          <w:tcPr>
+            <w:tcW w:type="dxa" w:w="4896"/>
+            <w:shd w:fill="F8FAFC"/>
+            <w:tcMar>
+              <w:top w:w="90" w:type="dxa"/>
+              <w:bottom w:w="90" w:type="dxa"/>
+              <w:left w:w="140" w:type="dxa"/>
+              <w:right w:w="140" w:type="dxa"/>
+            </w:tcMar>
+          </w:tcPr>
+          <w:p>
+            <w:r/>
+            <w:r>
+              <w:rPr>
+                <w:rFonts w:ascii="맑은 고딕" w:hAnsi="맑은 고딕" w:eastAsia="맑은 고딕"/>
+                <w:b w:val="0"/>
+                <w:color w:val="1E293B"/>
+                <w:sz w:val="19"/>
+              </w:rPr>
+              <w:t>주식회사 한국디지털감리원 (총괄감리원: 남궁현 수석감리사)</w:t>
+            </w:r>
+          </w:p>
+        </w:tc>
+      </w:tr>
+      <w:tr>
+        <w:tc>
+          <w:tcPr>
+            <w:tcW w:type="dxa" w:w="4896"/>
+            <w:shd w:fill="EFF6FF"/>
+            <w:tcMar>
+              <w:top w:w="90" w:type="dxa"/>
+              <w:bottom w:w="90" w:type="dxa"/>
+              <w:left w:w="140" w:type="dxa"/>
+              <w:right w:w="140" w:type="dxa"/>
+            </w:tcMar>
+          </w:tcPr>
+          <w:p>
+            <w:r/>
+            <w:r>
+              <w:rPr>
+                <w:rFonts w:ascii="맑은 고딕" w:hAnsi="맑은 고딕" w:eastAsia="맑은 고딕"/>
+                <w:b/>
+                <w:color w:val="1E293B"/>
+                <w:sz w:val="19"/>
+              </w:rPr>
+              <w:t>감리 실시 기간</w:t>
+            </w:r>
+          </w:p>
+        </w:tc>
+        <w:tc>
+          <w:tcPr>
+            <w:tcW w:type="dxa" w:w="4896"/>
+            <w:shd w:fill="FFFFFF"/>
+            <w:tcMar>
+              <w:top w:w="90" w:type="dxa"/>
+              <w:bottom w:w="90" w:type="dxa"/>
+              <w:left w:w="140" w:type="dxa"/>
+              <w:right w:w="140" w:type="dxa"/>
+            </w:tcMar>
+          </w:tcPr>
+          <w:p>
+            <w:r/>
+            <w:r>
+              <w:rPr>
+                <w:rFonts w:ascii="맑은 고딕" w:hAnsi="맑은 고딕" w:eastAsia="맑은 고딕"/>
+                <w:b w:val="0"/>
+                <w:color w:val="1E293B"/>
+                <w:sz w:val="19"/>
+              </w:rPr>
+              <w:t>2026년 09월 28일 ~ 2026년 10월 02일 (조치 완료 확인일: 2026년 10월 08일)</w:t>
+            </w:r>
+          </w:p>
+        </w:tc>
+      </w:tr>
+      <w:tr>
+        <w:tc>
+          <w:tcPr>
+            <w:tcW w:type="dxa" w:w="4896"/>
+            <w:shd w:fill="EFF6FF"/>
+            <w:tcMar>
+              <w:top w:w="90" w:type="dxa"/>
+              <w:bottom w:w="90" w:type="dxa"/>
+              <w:left w:w="140" w:type="dxa"/>
+              <w:right w:w="140" w:type="dxa"/>
+            </w:tcMar>
+          </w:tcPr>
+          <w:p>
+            <w:r/>
+            <w:r>
+              <w:rPr>
+                <w:rFonts w:ascii="맑은 고딕" w:hAnsi="맑은 고딕" w:eastAsia="맑은 고딕"/>
+                <w:b/>
+                <w:color w:val="1E293B"/>
+                <w:sz w:val="19"/>
+              </w:rPr>
+              <w:t>조치 완료율</w:t>
+            </w:r>
+          </w:p>
+        </w:tc>
+        <w:tc>
+          <w:tcPr>
+            <w:tcW w:type="dxa" w:w="4896"/>
+            <w:shd w:fill="F8FAFC"/>
+            <w:tcMar>
+              <w:top w:w="90" w:type="dxa"/>
+              <w:bottom w:w="90" w:type="dxa"/>
+              <w:left w:w="140" w:type="dxa"/>
+              <w:right w:w="140" w:type="dxa"/>
+            </w:tcMar>
+          </w:tcPr>
+          <w:p>
+            <w:r/>
+            <w:r>
+              <w:rPr>
+                <w:rFonts w:ascii="맑은 고딕" w:hAnsi="맑은 고딕" w:eastAsia="맑은 고딕"/>
+                <w:b w:val="0"/>
+                <w:color w:val="1E293B"/>
+                <w:sz w:val="19"/>
+              </w:rPr>
+              <w:t>총 지적사항 5건 중 5건 조치 완료 (100.0% 적격 판정)</w:t>
+            </w:r>
+          </w:p>
+        </w:tc>
+      </w:tr>
+    </w:tbl>
+    <w:p/>
+    <w:p>
+      <w:r>
+        <w:rPr>
+          <w:rFonts w:ascii="맑은 고딕" w:hAnsi="맑은 고딕" w:eastAsia="맑은 고딕"/>
+          <w:b/>
+          <w:color w:val="1B365D"/>
+          <w:sz w:val="25"/>
+        </w:rPr>
+        <w:t>1. 감리 분야별 지적사항 및 개선 조치 완료 내역</w:t>
+      </w:r>
+    </w:p>
+    <w:tbl>
+      <w:tblPr>
+        <w:tblStyle w:val="TableGrid"/>
+        <w:tblW w:type="auto" w:w="0"/>
+        <w:jc w:val="center"/>
+        <w:tblLook w:firstColumn="1" w:firstRow="1" w:lastColumn="0" w:lastRow="0" w:noHBand="0" w:noVBand="1" w:val="04A0"/>
+      </w:tblPr>
+      <w:tblGrid>
+        <w:gridCol w:w="1958"/>
+        <w:gridCol w:w="1958"/>
+        <w:gridCol w:w="1958"/>
+        <w:gridCol w:w="1958"/>
+        <w:gridCol w:w="1958"/>
+      </w:tblGrid>
+      <w:tr>
+        <w:tc>
+          <w:tcPr>
+            <w:tcW w:type="dxa" w:w="1958"/>
+            <w:shd w:fill="1B365D"/>
+            <w:tcMar>
+              <w:top w:w="110" w:type="dxa"/>
+              <w:bottom w:w="110" w:type="dxa"/>
+              <w:left w:w="140" w:type="dxa"/>
+              <w:right w:w="140" w:type="dxa"/>
+            </w:tcMar>
+          </w:tcPr>
+          <w:p>
+            <w:pPr>
+              <w:jc w:val="center"/>
+            </w:pPr>
+            <w:r/>
+            <w:r>
+              <w:rPr>
+                <w:rFonts w:ascii="맑은 고딕" w:hAnsi="맑은 고딕" w:eastAsia="맑은 고딕"/>
+                <w:b/>
+                <w:color w:val="FFFFFF"/>
+                <w:sz w:val="19"/>
               </w:rPr>
               <w:t>감리 분야</w:t>
             </w:r>
@@ -83,68 +359,107 @@
         </w:tc>
         <w:tc>
           <w:tcPr>
-            <w:tcW w:type="dxa" w:w="2340"/>
+            <w:tcW w:type="dxa" w:w="1958"/>
+            <w:shd w:fill="1B365D"/>
             <w:tcMar>
-              <w:top w:w="100" w:type="dxa"/>
-              <w:bottom w:w="100" w:type="dxa"/>
-              <w:left w:w="130" w:type="dxa"/>
-              <w:right w:w="130" w:type="dxa"/>
+              <w:top w:w="110" w:type="dxa"/>
+              <w:bottom w:w="110" w:type="dxa"/>
+              <w:left w:w="140" w:type="dxa"/>
+              <w:right w:w="140" w:type="dxa"/>
             </w:tcMar>
-            <w:shd w:fill="1E293B"/>
           </w:tcPr>
           <w:p>
+            <w:pPr>
+              <w:jc w:val="center"/>
+            </w:pPr>
+            <w:r/>
             <w:r>
               <w:rPr>
-                <w:rFonts w:ascii="Malgun Gothic" w:hAnsi="Malgun Gothic"/>
+                <w:rFonts w:ascii="맑은 고딕" w:hAnsi="맑은 고딕" w:eastAsia="맑은 고딕"/>
                 <w:b/>
                 <w:color w:val="FFFFFF"/>
-                <w:sz w:val="18"/>
+                <w:sz w:val="19"/>
               </w:rPr>
-              <w:t>지적사항 및 권고 내용</w:t>
+              <w:t>지적번호</w:t>
             </w:r>
           </w:p>
         </w:tc>
         <w:tc>
           <w:tcPr>
-            <w:tcW w:type="dxa" w:w="2340"/>
+            <w:tcW w:type="dxa" w:w="1958"/>
+            <w:shd w:fill="1B365D"/>
             <w:tcMar>
-              <w:top w:w="100" w:type="dxa"/>
-              <w:bottom w:w="100" w:type="dxa"/>
-              <w:left w:w="130" w:type="dxa"/>
-              <w:right w:w="130" w:type="dxa"/>
+              <w:top w:w="110" w:type="dxa"/>
+              <w:bottom w:w="110" w:type="dxa"/>
+              <w:left w:w="140" w:type="dxa"/>
+              <w:right w:w="140" w:type="dxa"/>
             </w:tcMar>
-            <w:shd w:fill="1E293B"/>
           </w:tcPr>
           <w:p>
+            <w:pPr>
+              <w:jc w:val="center"/>
+            </w:pPr>
+            <w:r/>
             <w:r>
               <w:rPr>
-                <w:rFonts w:ascii="Malgun Gothic" w:hAnsi="Malgun Gothic"/>
+                <w:rFonts w:ascii="맑은 고딕" w:hAnsi="맑은 고딕" w:eastAsia="맑은 고딕"/>
                 <w:b/>
                 <w:color w:val="FFFFFF"/>
-                <w:sz w:val="18"/>
+                <w:sz w:val="19"/>
               </w:rPr>
-              <w:t>수행사 개선 조치 내용</w:t>
+              <w:t>감리 지적사항 및 개선 권고 요지</w:t>
             </w:r>
           </w:p>
         </w:tc>
         <w:tc>
           <w:tcPr>
-            <w:tcW w:type="dxa" w:w="2340"/>
+            <w:tcW w:type="dxa" w:w="1958"/>
+            <w:shd w:fill="1B365D"/>
             <w:tcMar>
-              <w:top w:w="100" w:type="dxa"/>
-              <w:bottom w:w="100" w:type="dxa"/>
-              <w:left w:w="130" w:type="dxa"/>
-              <w:right w:w="130" w:type="dxa"/>
+              <w:top w:w="110" w:type="dxa"/>
+              <w:bottom w:w="110" w:type="dxa"/>
+              <w:left w:w="140" w:type="dxa"/>
+              <w:right w:w="140" w:type="dxa"/>
             </w:tcMar>
-            <w:shd w:fill="1E293B"/>
           </w:tcPr>
           <w:p>
+            <w:pPr>
+              <w:jc w:val="center"/>
+            </w:pPr>
+            <w:r/>
             <w:r>
               <w:rPr>
-                <w:rFonts w:ascii="Malgun Gothic" w:hAnsi="Malgun Gothic"/>
+                <w:rFonts w:ascii="맑은 고딕" w:hAnsi="맑은 고딕" w:eastAsia="맑은 고딕"/>
                 <w:b/>
                 <w:color w:val="FFFFFF"/>
-                <w:sz w:val="18"/>
+                <w:sz w:val="19"/>
+              </w:rPr>
+              <w:t>수행사 개선 조치 완료 내역 (반영 산출물)</w:t>
+            </w:r>
+          </w:p>
+        </w:tc>
+        <w:tc>
+          <w:tcPr>
+            <w:tcW w:type="dxa" w:w="1958"/>
+            <w:shd w:fill="1B365D"/>
+            <w:tcMar>
+              <w:top w:w="110" w:type="dxa"/>
+              <w:bottom w:w="110" w:type="dxa"/>
+              <w:left w:w="140" w:type="dxa"/>
+              <w:right w:w="140" w:type="dxa"/>
+            </w:tcMar>
+          </w:tcPr>
+          <w:p>
+            <w:pPr>
+              <w:jc w:val="center"/>
+            </w:pPr>
+            <w:r/>
+            <w:r>
+              <w:rPr>
+                <w:rFonts w:ascii="맑은 고딕" w:hAnsi="맑은 고딕" w:eastAsia="맑은 고딕"/>
+                <w:b/>
+                <w:color w:val="FFFFFF"/>
+                <w:sz w:val="19"/>
               </w:rPr>
               <w:t>감리원 확인</w:t>
             </w:r>
@@ -154,21 +469,23 @@
       <w:tr>
         <w:tc>
           <w:tcPr>
-            <w:tcW w:type="dxa" w:w="2340"/>
+            <w:tcW w:type="dxa" w:w="1958"/>
+            <w:shd w:fill="FFFFFF"/>
             <w:tcMar>
-              <w:top w:w="100" w:type="dxa"/>
-              <w:bottom w:w="100" w:type="dxa"/>
-              <w:left w:w="130" w:type="dxa"/>
-              <w:right w:w="130" w:type="dxa"/>
+              <w:top w:w="90" w:type="dxa"/>
+              <w:bottom w:w="90" w:type="dxa"/>
+              <w:left w:w="140" w:type="dxa"/>
+              <w:right w:w="140" w:type="dxa"/>
             </w:tcMar>
-            <w:shd w:fill="F8FAFC"/>
           </w:tcPr>
           <w:p>
+            <w:r/>
             <w:r>
               <w:rPr>
-                <w:rFonts w:ascii="Malgun Gothic" w:hAnsi="Malgun Gothic"/>
-                <w:color w:val="334155"/>
-                <w:sz w:val="18"/>
+                <w:rFonts w:ascii="맑은 고딕" w:hAnsi="맑은 고딕" w:eastAsia="맑은 고딕"/>
+                <w:b w:val="0"/>
+                <w:color w:val="1E293B"/>
+                <w:sz w:val="19"/>
               </w:rPr>
               <w:t>응용시스템</w:t>
             </w:r>
@@ -176,67 +493,97 @@
         </w:tc>
         <w:tc>
           <w:tcPr>
-            <w:tcW w:type="dxa" w:w="2340"/>
+            <w:tcW w:type="dxa" w:w="1958"/>
+            <w:shd w:fill="FFFFFF"/>
             <w:tcMar>
-              <w:top w:w="100" w:type="dxa"/>
-              <w:bottom w:w="100" w:type="dxa"/>
-              <w:left w:w="130" w:type="dxa"/>
-              <w:right w:w="130" w:type="dxa"/>
+              <w:top w:w="90" w:type="dxa"/>
+              <w:bottom w:w="90" w:type="dxa"/>
+              <w:left w:w="140" w:type="dxa"/>
+              <w:right w:w="140" w:type="dxa"/>
             </w:tcMar>
-            <w:shd w:fill="F8FAFC"/>
           </w:tcPr>
           <w:p>
+            <w:r/>
             <w:r>
               <w:rPr>
-                <w:rFonts w:ascii="Malgun Gothic" w:hAnsi="Malgun Gothic"/>
-                <w:color w:val="334155"/>
-                <w:sz w:val="18"/>
+                <w:rFonts w:ascii="맑은 고딕" w:hAnsi="맑은 고딕" w:eastAsia="맑은 고딕"/>
+                <w:b w:val="0"/>
+                <w:color w:val="1E293B"/>
+                <w:sz w:val="19"/>
               </w:rPr>
-              <w:t>동시 주문 시 재고 차감 동시성 처리 로직 보완 필요</w:t>
+              <w:t>AUD-01</w:t>
             </w:r>
           </w:p>
         </w:tc>
         <w:tc>
           <w:tcPr>
-            <w:tcW w:type="dxa" w:w="2340"/>
+            <w:tcW w:type="dxa" w:w="1958"/>
+            <w:shd w:fill="FFFFFF"/>
             <w:tcMar>
-              <w:top w:w="100" w:type="dxa"/>
-              <w:bottom w:w="100" w:type="dxa"/>
-              <w:left w:w="130" w:type="dxa"/>
-              <w:right w:w="130" w:type="dxa"/>
+              <w:top w:w="90" w:type="dxa"/>
+              <w:bottom w:w="90" w:type="dxa"/>
+              <w:left w:w="140" w:type="dxa"/>
+              <w:right w:w="140" w:type="dxa"/>
             </w:tcMar>
-            <w:shd w:fill="F8FAFC"/>
           </w:tcPr>
           <w:p>
+            <w:r/>
             <w:r>
               <w:rPr>
-                <w:rFonts w:ascii="Malgun Gothic" w:hAnsi="Malgun Gothic"/>
-                <w:color w:val="334155"/>
-                <w:sz w:val="18"/>
+                <w:rFonts w:ascii="맑은 고딕" w:hAnsi="맑은 고딕" w:eastAsia="맑은 고딕"/>
+                <w:b w:val="0"/>
+                <w:color w:val="1E293B"/>
+                <w:sz w:val="19"/>
               </w:rPr>
-              <w:t>DB 비관적 락(Pessimistic Lock) 적용 및 격리 수준 검증 완료</w:t>
+              <w:t>대용량 PDF(50MB 이상) 동시 업로드 시 OCR 워커 메모리 스파이크 방지 처리 보완 필요</w:t>
             </w:r>
           </w:p>
         </w:tc>
         <w:tc>
           <w:tcPr>
-            <w:tcW w:type="dxa" w:w="2340"/>
+            <w:tcW w:type="dxa" w:w="1958"/>
+            <w:shd w:fill="FFFFFF"/>
             <w:tcMar>
-              <w:top w:w="100" w:type="dxa"/>
-              <w:bottom w:w="100" w:type="dxa"/>
-              <w:left w:w="130" w:type="dxa"/>
-              <w:right w:w="130" w:type="dxa"/>
+              <w:top w:w="90" w:type="dxa"/>
+              <w:bottom w:w="90" w:type="dxa"/>
+              <w:left w:w="140" w:type="dxa"/>
+              <w:right w:w="140" w:type="dxa"/>
             </w:tcMar>
-            <w:shd w:fill="F8FAFC"/>
           </w:tcPr>
           <w:p>
+            <w:r/>
             <w:r>
               <w:rPr>
-                <w:rFonts w:ascii="Malgun Gothic" w:hAnsi="Malgun Gothic"/>
-                <w:color w:val="334155"/>
-                <w:sz w:val="18"/>
+                <w:rFonts w:ascii="맑은 고딕" w:hAnsi="맑은 고딕" w:eastAsia="맑은 고딕"/>
+                <w:b w:val="0"/>
+                <w:color w:val="1E293B"/>
+                <w:sz w:val="19"/>
               </w:rPr>
-              <w:t>적정 (확인)</w:t>
+              <w:t>페이지 단위 비동기 스트리밍 청크 분할 및 워커 큐 동시성 세마포어(Max 8) 적용 완료 (EMP_TST_040)</w:t>
+            </w:r>
+          </w:p>
+        </w:tc>
+        <w:tc>
+          <w:tcPr>
+            <w:tcW w:type="dxa" w:w="1958"/>
+            <w:shd w:fill="FFFFFF"/>
+            <w:tcMar>
+              <w:top w:w="90" w:type="dxa"/>
+              <w:bottom w:w="90" w:type="dxa"/>
+              <w:left w:w="140" w:type="dxa"/>
+              <w:right w:w="140" w:type="dxa"/>
+            </w:tcMar>
+          </w:tcPr>
+          <w:p>
+            <w:r/>
+            <w:r>
+              <w:rPr>
+                <w:rFonts w:ascii="맑은 고딕" w:hAnsi="맑은 고딕" w:eastAsia="맑은 고딕"/>
+                <w:b w:val="0"/>
+                <w:color w:val="1E293B"/>
+                <w:sz w:val="19"/>
+              </w:rPr>
+              <w:t>적정 (조치완료)</w:t>
             </w:r>
           </w:p>
         </w:tc>
@@ -244,21 +591,145 @@
       <w:tr>
         <w:tc>
           <w:tcPr>
-            <w:tcW w:type="dxa" w:w="2340"/>
+            <w:tcW w:type="dxa" w:w="1958"/>
+            <w:shd w:fill="F8FAFC"/>
             <w:tcMar>
-              <w:top w:w="100" w:type="dxa"/>
-              <w:bottom w:w="100" w:type="dxa"/>
-              <w:left w:w="130" w:type="dxa"/>
-              <w:right w:w="130" w:type="dxa"/>
+              <w:top w:w="90" w:type="dxa"/>
+              <w:bottom w:w="90" w:type="dxa"/>
+              <w:left w:w="140" w:type="dxa"/>
+              <w:right w:w="140" w:type="dxa"/>
             </w:tcMar>
-            <w:shd w:fill="FFFFFF"/>
           </w:tcPr>
           <w:p>
+            <w:r/>
             <w:r>
               <w:rPr>
-                <w:rFonts w:ascii="Malgun Gothic" w:hAnsi="Malgun Gothic"/>
-                <w:color w:val="334155"/>
-                <w:sz w:val="18"/>
+                <w:rFonts w:ascii="맑은 고딕" w:hAnsi="맑은 고딕" w:eastAsia="맑은 고딕"/>
+                <w:b w:val="0"/>
+                <w:color w:val="1E293B"/>
+                <w:sz w:val="19"/>
+              </w:rPr>
+              <w:t>AI·프롬프트</w:t>
+            </w:r>
+          </w:p>
+        </w:tc>
+        <w:tc>
+          <w:tcPr>
+            <w:tcW w:type="dxa" w:w="1958"/>
+            <w:shd w:fill="F8FAFC"/>
+            <w:tcMar>
+              <w:top w:w="90" w:type="dxa"/>
+              <w:bottom w:w="90" w:type="dxa"/>
+              <w:left w:w="140" w:type="dxa"/>
+              <w:right w:w="140" w:type="dxa"/>
+            </w:tcMar>
+          </w:tcPr>
+          <w:p>
+            <w:r/>
+            <w:r>
+              <w:rPr>
+                <w:rFonts w:ascii="맑은 고딕" w:hAnsi="맑은 고딕" w:eastAsia="맑은 고딕"/>
+                <w:b w:val="0"/>
+                <w:color w:val="1E293B"/>
+                <w:sz w:val="19"/>
+              </w:rPr>
+              <w:t>AUD-02</w:t>
+            </w:r>
+          </w:p>
+        </w:tc>
+        <w:tc>
+          <w:tcPr>
+            <w:tcW w:type="dxa" w:w="1958"/>
+            <w:shd w:fill="F8FAFC"/>
+            <w:tcMar>
+              <w:top w:w="90" w:type="dxa"/>
+              <w:bottom w:w="90" w:type="dxa"/>
+              <w:left w:w="140" w:type="dxa"/>
+              <w:right w:w="140" w:type="dxa"/>
+            </w:tcMar>
+          </w:tcPr>
+          <w:p>
+            <w:r/>
+            <w:r>
+              <w:rPr>
+                <w:rFonts w:ascii="맑은 고딕" w:hAnsi="맑은 고딕" w:eastAsia="맑은 고딕"/>
+                <w:b w:val="0"/>
+                <w:color w:val="1E293B"/>
+                <w:sz w:val="19"/>
+              </w:rPr>
+              <w:t>LLM JSON 응답 스키마 파싱 실패 시 무한 재시도 방지 및 폴백 규칙 명시 필요</w:t>
+            </w:r>
+          </w:p>
+        </w:tc>
+        <w:tc>
+          <w:tcPr>
+            <w:tcW w:type="dxa" w:w="1958"/>
+            <w:shd w:fill="F8FAFC"/>
+            <w:tcMar>
+              <w:top w:w="90" w:type="dxa"/>
+              <w:bottom w:w="90" w:type="dxa"/>
+              <w:left w:w="140" w:type="dxa"/>
+              <w:right w:w="140" w:type="dxa"/>
+            </w:tcMar>
+          </w:tcPr>
+          <w:p>
+            <w:r/>
+            <w:r>
+              <w:rPr>
+                <w:rFonts w:ascii="맑은 고딕" w:hAnsi="맑은 고딕" w:eastAsia="맑은 고딕"/>
+                <w:b w:val="0"/>
+                <w:color w:val="1E293B"/>
+                <w:sz w:val="19"/>
+              </w:rPr>
+              <w:t>Pydantic 스키마 검증 실패 시 최대 2회 자동 보정 프롬프트 재호출 후 HITL(수동검토) 상태 전환 적용 (EMP_DEG_150)</w:t>
+            </w:r>
+          </w:p>
+        </w:tc>
+        <w:tc>
+          <w:tcPr>
+            <w:tcW w:type="dxa" w:w="1958"/>
+            <w:shd w:fill="F8FAFC"/>
+            <w:tcMar>
+              <w:top w:w="90" w:type="dxa"/>
+              <w:bottom w:w="90" w:type="dxa"/>
+              <w:left w:w="140" w:type="dxa"/>
+              <w:right w:w="140" w:type="dxa"/>
+            </w:tcMar>
+          </w:tcPr>
+          <w:p>
+            <w:r/>
+            <w:r>
+              <w:rPr>
+                <w:rFonts w:ascii="맑은 고딕" w:hAnsi="맑은 고딕" w:eastAsia="맑은 고딕"/>
+                <w:b w:val="0"/>
+                <w:color w:val="1E293B"/>
+                <w:sz w:val="19"/>
+              </w:rPr>
+              <w:t>적정 (조치완료)</w:t>
+            </w:r>
+          </w:p>
+        </w:tc>
+      </w:tr>
+      <w:tr>
+        <w:tc>
+          <w:tcPr>
+            <w:tcW w:type="dxa" w:w="1958"/>
+            <w:shd w:fill="FFFFFF"/>
+            <w:tcMar>
+              <w:top w:w="90" w:type="dxa"/>
+              <w:bottom w:w="90" w:type="dxa"/>
+              <w:left w:w="140" w:type="dxa"/>
+              <w:right w:w="140" w:type="dxa"/>
+            </w:tcMar>
+          </w:tcPr>
+          <w:p>
+            <w:r/>
+            <w:r>
+              <w:rPr>
+                <w:rFonts w:ascii="맑은 고딕" w:hAnsi="맑은 고딕" w:eastAsia="맑은 고딕"/>
+                <w:b w:val="0"/>
+                <w:color w:val="1E293B"/>
+                <w:sz w:val="19"/>
               </w:rPr>
               <w:t>데이터베이스</w:t>
             </w:r>
@@ -266,67 +737,97 @@
         </w:tc>
         <w:tc>
           <w:tcPr>
-            <w:tcW w:type="dxa" w:w="2340"/>
+            <w:tcW w:type="dxa" w:w="1958"/>
+            <w:shd w:fill="FFFFFF"/>
             <w:tcMar>
-              <w:top w:w="100" w:type="dxa"/>
-              <w:bottom w:w="100" w:type="dxa"/>
-              <w:left w:w="130" w:type="dxa"/>
-              <w:right w:w="130" w:type="dxa"/>
+              <w:top w:w="90" w:type="dxa"/>
+              <w:bottom w:w="90" w:type="dxa"/>
+              <w:left w:w="140" w:type="dxa"/>
+              <w:right w:w="140" w:type="dxa"/>
             </w:tcMar>
-            <w:shd w:fill="FFFFFF"/>
           </w:tcPr>
           <w:p>
+            <w:r/>
             <w:r>
               <w:rPr>
-                <w:rFonts w:ascii="Malgun Gothic" w:hAnsi="Malgun Gothic"/>
-                <w:color w:val="334155"/>
-                <w:sz w:val="18"/>
+                <w:rFonts w:ascii="맑은 고딕" w:hAnsi="맑은 고딕" w:eastAsia="맑은 고딕"/>
+                <w:b w:val="0"/>
+                <w:color w:val="1E293B"/>
+                <w:sz w:val="19"/>
               </w:rPr>
-              <w:t>회원 테이블 이메일 검색 인덱스 누락으로 성능 저하 우려</w:t>
+              <w:t>AUD-03</w:t>
             </w:r>
           </w:p>
         </w:tc>
         <w:tc>
           <w:tcPr>
-            <w:tcW w:type="dxa" w:w="2340"/>
+            <w:tcW w:type="dxa" w:w="1958"/>
+            <w:shd w:fill="FFFFFF"/>
             <w:tcMar>
-              <w:top w:w="100" w:type="dxa"/>
-              <w:bottom w:w="100" w:type="dxa"/>
-              <w:left w:w="130" w:type="dxa"/>
-              <w:right w:w="130" w:type="dxa"/>
+              <w:top w:w="90" w:type="dxa"/>
+              <w:bottom w:w="90" w:type="dxa"/>
+              <w:left w:w="140" w:type="dxa"/>
+              <w:right w:w="140" w:type="dxa"/>
             </w:tcMar>
-            <w:shd w:fill="FFFFFF"/>
           </w:tcPr>
           <w:p>
+            <w:r/>
             <w:r>
               <w:rPr>
-                <w:rFonts w:ascii="Malgun Gothic" w:hAnsi="Malgun Gothic"/>
-                <w:color w:val="334155"/>
-                <w:sz w:val="18"/>
+                <w:rFonts w:ascii="맑은 고딕" w:hAnsi="맑은 고딕" w:eastAsia="맑은 고딕"/>
+                <w:b w:val="0"/>
+                <w:color w:val="1E293B"/>
+                <w:sz w:val="19"/>
               </w:rPr>
-              <w:t>sys_user(email) B-Tree 인덱스 추가 및 쿼리 플랜 개선</w:t>
+              <w:t>심의이력 테이블(tb_claim_review) 대량 적재에 대비한 월별 파티셔닝 자동 생성 잡 보완</w:t>
             </w:r>
           </w:p>
         </w:tc>
         <w:tc>
           <w:tcPr>
-            <w:tcW w:type="dxa" w:w="2340"/>
+            <w:tcW w:type="dxa" w:w="1958"/>
+            <w:shd w:fill="FFFFFF"/>
             <w:tcMar>
-              <w:top w:w="100" w:type="dxa"/>
-              <w:bottom w:w="100" w:type="dxa"/>
-              <w:left w:w="130" w:type="dxa"/>
-              <w:right w:w="130" w:type="dxa"/>
+              <w:top w:w="90" w:type="dxa"/>
+              <w:bottom w:w="90" w:type="dxa"/>
+              <w:left w:w="140" w:type="dxa"/>
+              <w:right w:w="140" w:type="dxa"/>
             </w:tcMar>
-            <w:shd w:fill="FFFFFF"/>
           </w:tcPr>
           <w:p>
+            <w:r/>
             <w:r>
               <w:rPr>
-                <w:rFonts w:ascii="Malgun Gothic" w:hAnsi="Malgun Gothic"/>
-                <w:color w:val="334155"/>
-                <w:sz w:val="18"/>
+                <w:rFonts w:ascii="맑은 고딕" w:hAnsi="맑은 고딕" w:eastAsia="맑은 고딕"/>
+                <w:b w:val="0"/>
+                <w:color w:val="1E293B"/>
+                <w:sz w:val="19"/>
               </w:rPr>
-              <w:t>적정 (확인)</w:t>
+              <w:t>pg_partman 기반 매월 25일 익월 파티션 자동 생성 배치(BAT-005) 추가 및 인덱스 검증 완료 (EMP_DEG_100)</w:t>
+            </w:r>
+          </w:p>
+        </w:tc>
+        <w:tc>
+          <w:tcPr>
+            <w:tcW w:type="dxa" w:w="1958"/>
+            <w:shd w:fill="FFFFFF"/>
+            <w:tcMar>
+              <w:top w:w="90" w:type="dxa"/>
+              <w:bottom w:w="90" w:type="dxa"/>
+              <w:left w:w="140" w:type="dxa"/>
+              <w:right w:w="140" w:type="dxa"/>
+            </w:tcMar>
+          </w:tcPr>
+          <w:p>
+            <w:r/>
+            <w:r>
+              <w:rPr>
+                <w:rFonts w:ascii="맑은 고딕" w:hAnsi="맑은 고딕" w:eastAsia="맑은 고딕"/>
+                <w:b w:val="0"/>
+                <w:color w:val="1E293B"/>
+                <w:sz w:val="19"/>
+              </w:rPr>
+              <w:t>적정 (조치완료)</w:t>
             </w:r>
           </w:p>
         </w:tc>
@@ -334,21 +835,23 @@
       <w:tr>
         <w:tc>
           <w:tcPr>
-            <w:tcW w:type="dxa" w:w="2340"/>
+            <w:tcW w:type="dxa" w:w="1958"/>
+            <w:shd w:fill="F8FAFC"/>
             <w:tcMar>
-              <w:top w:w="100" w:type="dxa"/>
-              <w:bottom w:w="100" w:type="dxa"/>
-              <w:left w:w="130" w:type="dxa"/>
-              <w:right w:w="130" w:type="dxa"/>
+              <w:top w:w="90" w:type="dxa"/>
+              <w:bottom w:w="90" w:type="dxa"/>
+              <w:left w:w="140" w:type="dxa"/>
+              <w:right w:w="140" w:type="dxa"/>
             </w:tcMar>
-            <w:shd w:fill="F8FAFC"/>
           </w:tcPr>
           <w:p>
+            <w:r/>
             <w:r>
               <w:rPr>
-                <w:rFonts w:ascii="Malgun Gothic" w:hAnsi="Malgun Gothic"/>
-                <w:color w:val="334155"/>
-                <w:sz w:val="18"/>
+                <w:rFonts w:ascii="맑은 고딕" w:hAnsi="맑은 고딕" w:eastAsia="맑은 고딕"/>
+                <w:b w:val="0"/>
+                <w:color w:val="1E293B"/>
+                <w:sz w:val="19"/>
               </w:rPr>
               <w:t>보안관리</w:t>
             </w:r>
@@ -356,67 +859,219 @@
         </w:tc>
         <w:tc>
           <w:tcPr>
-            <w:tcW w:type="dxa" w:w="2340"/>
+            <w:tcW w:type="dxa" w:w="1958"/>
+            <w:shd w:fill="F8FAFC"/>
             <w:tcMar>
-              <w:top w:w="100" w:type="dxa"/>
-              <w:bottom w:w="100" w:type="dxa"/>
-              <w:left w:w="130" w:type="dxa"/>
-              <w:right w:w="130" w:type="dxa"/>
+              <w:top w:w="90" w:type="dxa"/>
+              <w:bottom w:w="90" w:type="dxa"/>
+              <w:left w:w="140" w:type="dxa"/>
+              <w:right w:w="140" w:type="dxa"/>
             </w:tcMar>
-            <w:shd w:fill="F8FAFC"/>
           </w:tcPr>
           <w:p>
+            <w:r/>
             <w:r>
               <w:rPr>
-                <w:rFonts w:ascii="Malgun Gothic" w:hAnsi="Malgun Gothic"/>
-                <w:color w:val="334155"/>
-                <w:sz w:val="18"/>
+                <w:rFonts w:ascii="맑은 고딕" w:hAnsi="맑은 고딕" w:eastAsia="맑은 고딕"/>
+                <w:b w:val="0"/>
+                <w:color w:val="1E293B"/>
+                <w:sz w:val="19"/>
               </w:rPr>
-              <w:t>관리자 화면 세션 타임아웃(30분) 강제 종료 설정 필요</w:t>
+              <w:t>AUD-04</w:t>
             </w:r>
           </w:p>
         </w:tc>
         <w:tc>
           <w:tcPr>
-            <w:tcW w:type="dxa" w:w="2340"/>
+            <w:tcW w:type="dxa" w:w="1958"/>
+            <w:shd w:fill="F8FAFC"/>
             <w:tcMar>
-              <w:top w:w="100" w:type="dxa"/>
-              <w:bottom w:w="100" w:type="dxa"/>
-              <w:left w:w="130" w:type="dxa"/>
-              <w:right w:w="130" w:type="dxa"/>
+              <w:top w:w="90" w:type="dxa"/>
+              <w:bottom w:w="90" w:type="dxa"/>
+              <w:left w:w="140" w:type="dxa"/>
+              <w:right w:w="140" w:type="dxa"/>
             </w:tcMar>
-            <w:shd w:fill="F8FAFC"/>
           </w:tcPr>
           <w:p>
+            <w:r/>
             <w:r>
               <w:rPr>
-                <w:rFonts w:ascii="Malgun Gothic" w:hAnsi="Malgun Gothic"/>
-                <w:color w:val="334155"/>
-                <w:sz w:val="18"/>
+                <w:rFonts w:ascii="맑은 고딕" w:hAnsi="맑은 고딕" w:eastAsia="맑은 고딕"/>
+                <w:b w:val="0"/>
+                <w:color w:val="1E293B"/>
+                <w:sz w:val="19"/>
               </w:rPr>
-              <w:t>Spring Security 세션 정책 30분 유휴 시 자동 로그아웃 적용</w:t>
+              <w:t>관리자 백오피스(BO)에서 100대 규제 룰셋 수정 시 변경 전후 스냅샷 감사로그 기록 강화</w:t>
             </w:r>
           </w:p>
         </w:tc>
         <w:tc>
           <w:tcPr>
-            <w:tcW w:type="dxa" w:w="2340"/>
+            <w:tcW w:type="dxa" w:w="1958"/>
+            <w:shd w:fill="F8FAFC"/>
             <w:tcMar>
-              <w:top w:w="100" w:type="dxa"/>
-              <w:bottom w:w="100" w:type="dxa"/>
-              <w:left w:w="130" w:type="dxa"/>
-              <w:right w:w="130" w:type="dxa"/>
+              <w:top w:w="90" w:type="dxa"/>
+              <w:bottom w:w="90" w:type="dxa"/>
+              <w:left w:w="140" w:type="dxa"/>
+              <w:right w:w="140" w:type="dxa"/>
             </w:tcMar>
-            <w:shd w:fill="F8FAFC"/>
           </w:tcPr>
           <w:p>
+            <w:r/>
             <w:r>
               <w:rPr>
-                <w:rFonts w:ascii="Malgun Gothic" w:hAnsi="Malgun Gothic"/>
-                <w:color w:val="334155"/>
-                <w:sz w:val="18"/>
+                <w:rFonts w:ascii="맑은 고딕" w:hAnsi="맑은 고딕" w:eastAsia="맑은 고딕"/>
+                <w:b w:val="0"/>
+                <w:color w:val="1E293B"/>
+                <w:sz w:val="19"/>
               </w:rPr>
-              <w:t>적정 (확인)</w:t>
+              <w:t>tb_audit_log 테이블 내 before_json / after_json 비교 저장 및 수정 사유 필수 입력 강제 (EMP_TST_030)</w:t>
+            </w:r>
+          </w:p>
+        </w:tc>
+        <w:tc>
+          <w:tcPr>
+            <w:tcW w:type="dxa" w:w="1958"/>
+            <w:shd w:fill="F8FAFC"/>
+            <w:tcMar>
+              <w:top w:w="90" w:type="dxa"/>
+              <w:bottom w:w="90" w:type="dxa"/>
+              <w:left w:w="140" w:type="dxa"/>
+              <w:right w:w="140" w:type="dxa"/>
+            </w:tcMar>
+          </w:tcPr>
+          <w:p>
+            <w:r/>
+            <w:r>
+              <w:rPr>
+                <w:rFonts w:ascii="맑은 고딕" w:hAnsi="맑은 고딕" w:eastAsia="맑은 고딕"/>
+                <w:b w:val="0"/>
+                <w:color w:val="1E293B"/>
+                <w:sz w:val="19"/>
+              </w:rPr>
+              <w:t>적정 (조치완료)</w:t>
+            </w:r>
+          </w:p>
+        </w:tc>
+      </w:tr>
+      <w:tr>
+        <w:tc>
+          <w:tcPr>
+            <w:tcW w:type="dxa" w:w="1958"/>
+            <w:shd w:fill="FFFFFF"/>
+            <w:tcMar>
+              <w:top w:w="90" w:type="dxa"/>
+              <w:bottom w:w="90" w:type="dxa"/>
+              <w:left w:w="140" w:type="dxa"/>
+              <w:right w:w="140" w:type="dxa"/>
+            </w:tcMar>
+          </w:tcPr>
+          <w:p>
+            <w:r/>
+            <w:r>
+              <w:rPr>
+                <w:rFonts w:ascii="맑은 고딕" w:hAnsi="맑은 고딕" w:eastAsia="맑은 고딕"/>
+                <w:b w:val="0"/>
+                <w:color w:val="1E293B"/>
+                <w:sz w:val="19"/>
+              </w:rPr>
+              <w:t>품질·테스트</w:t>
+            </w:r>
+          </w:p>
+        </w:tc>
+        <w:tc>
+          <w:tcPr>
+            <w:tcW w:type="dxa" w:w="1958"/>
+            <w:shd w:fill="FFFFFF"/>
+            <w:tcMar>
+              <w:top w:w="90" w:type="dxa"/>
+              <w:bottom w:w="90" w:type="dxa"/>
+              <w:left w:w="140" w:type="dxa"/>
+              <w:right w:w="140" w:type="dxa"/>
+            </w:tcMar>
+          </w:tcPr>
+          <w:p>
+            <w:r/>
+            <w:r>
+              <w:rPr>
+                <w:rFonts w:ascii="맑은 고딕" w:hAnsi="맑은 고딕" w:eastAsia="맑은 고딕"/>
+                <w:b w:val="0"/>
+                <w:color w:val="1E293B"/>
+                <w:sz w:val="19"/>
+              </w:rPr>
+              <w:t>AUD-05</w:t>
+            </w:r>
+          </w:p>
+        </w:tc>
+        <w:tc>
+          <w:tcPr>
+            <w:tcW w:type="dxa" w:w="1958"/>
+            <w:shd w:fill="FFFFFF"/>
+            <w:tcMar>
+              <w:top w:w="90" w:type="dxa"/>
+              <w:bottom w:w="90" w:type="dxa"/>
+              <w:left w:w="140" w:type="dxa"/>
+              <w:right w:w="140" w:type="dxa"/>
+            </w:tcMar>
+          </w:tcPr>
+          <w:p>
+            <w:r/>
+            <w:r>
+              <w:rPr>
+                <w:rFonts w:ascii="맑은 고딕" w:hAnsi="맑은 고딕" w:eastAsia="맑은 고딕"/>
+                <w:b w:val="0"/>
+                <w:color w:val="1E293B"/>
+                <w:sz w:val="19"/>
+              </w:rPr>
+              <w:t>골든셋 50문항 중 복합 기능성 화장품(미백+주름+자외선) 경계값 케이스 보강 권고</w:t>
+            </w:r>
+          </w:p>
+        </w:tc>
+        <w:tc>
+          <w:tcPr>
+            <w:tcW w:type="dxa" w:w="1958"/>
+            <w:shd w:fill="FFFFFF"/>
+            <w:tcMar>
+              <w:top w:w="90" w:type="dxa"/>
+              <w:bottom w:w="90" w:type="dxa"/>
+              <w:left w:w="140" w:type="dxa"/>
+              <w:right w:w="140" w:type="dxa"/>
+            </w:tcMar>
+          </w:tcPr>
+          <w:p>
+            <w:r/>
+            <w:r>
+              <w:rPr>
+                <w:rFonts w:ascii="맑은 고딕" w:hAnsi="맑은 고딕" w:eastAsia="맑은 고딕"/>
+                <w:b w:val="0"/>
+                <w:color w:val="1E293B"/>
+                <w:sz w:val="19"/>
+              </w:rPr>
+              <w:t>복합 기능성 경계값 테스트 케이스 8문항 보강 및 Precision 96.4% / Recall 98.0% 달성 확인 (EMP_TST_050)</w:t>
+            </w:r>
+          </w:p>
+        </w:tc>
+        <w:tc>
+          <w:tcPr>
+            <w:tcW w:type="dxa" w:w="1958"/>
+            <w:shd w:fill="FFFFFF"/>
+            <w:tcMar>
+              <w:top w:w="90" w:type="dxa"/>
+              <w:bottom w:w="90" w:type="dxa"/>
+              <w:left w:w="140" w:type="dxa"/>
+              <w:right w:w="140" w:type="dxa"/>
+            </w:tcMar>
+          </w:tcPr>
+          <w:p>
+            <w:r/>
+            <w:r>
+              <w:rPr>
+                <w:rFonts w:ascii="맑은 고딕" w:hAnsi="맑은 고딕" w:eastAsia="맑은 고딕"/>
+                <w:b w:val="0"/>
+                <w:color w:val="1E293B"/>
+                <w:sz w:val="19"/>
+              </w:rPr>
+              <w:t>적정 (조치완료)</w:t>
             </w:r>
           </w:p>
         </w:tc>
@@ -424,119 +1079,155 @@
     </w:tbl>
     <w:p/>
     <w:p>
-      <w:pPr>
-        <w:spacing w:before="160" w:after="80"/>
-      </w:pPr>
       <w:r>
         <w:rPr>
-          <w:rFonts w:ascii="Malgun Gothic" w:hAnsi="Malgun Gothic"/>
+          <w:rFonts w:ascii="맑은 고딕" w:hAnsi="맑은 고딕" w:eastAsia="맑은 고딕"/>
           <w:b/>
-          <w:color w:val="2563EB"/>
-          <w:sz w:val="26"/>
+          <w:color w:val="1B365D"/>
+          <w:sz w:val="25"/>
         </w:rPr>
-        <w:t>2. 감리 총평 및 적격 확인</w:t>
+        <w:t>2. 감리법인 최종 종합 의견</w:t>
+      </w:r>
+    </w:p>
+    <w:p>
+      <w:r>
+        <w:rPr>
+          <w:rFonts w:ascii="맑은 고딕" w:hAnsi="맑은 고딕" w:eastAsia="맑은 고딕"/>
+          <w:b w:val="0"/>
+          <w:color w:val="1E293B"/>
+          <w:sz w:val="20"/>
+        </w:rPr>
+        <w:t>주식회사 한빛글로벌 「SyncGuard AI 시스템 구축 사업」의 종료 감리 결과, 응용시스템·데이터베이스·AI 파이프라인·보안 영역의 5건 권고사항이 모두 완벽히 이행되었음을 실사 확인하였으며 상용 운영 전환에 적격으로 판정합니다.</w:t>
       </w:r>
     </w:p>
     <w:p>
       <w:pPr>
-        <w:spacing w:line="312" w:lineRule="auto" w:after="60"/>
+        <w:jc w:val="right"/>
       </w:pPr>
       <w:r>
         <w:rPr>
-          <w:rFonts w:ascii="Malgun Gothic" w:hAnsi="Malgun Gothic"/>
-          <w:color w:val="334155"/>
-          <w:sz w:val="20"/>
+          <w:rFonts w:ascii="맑은 고딕" w:hAnsi="맑은 고딕" w:eastAsia="맑은 고딕"/>
+          <w:b/>
+          <w:color w:val="0F172A"/>
+          <w:sz w:val="21"/>
         </w:rPr>
-        <w:t>본 사업의 시스템 전반에 대하여 지적사항이 성실히 조치되었으며, 사업 준공 및 프로덕션 운영 이관에 적격함을 확인합니다.</w:t>
+        <w:t>확정 및 서명일자: 2026년 10월 08일</w:t>
       </w:r>
     </w:p>
-    <w:p>
-      <w:pPr>
-        <w:jc w:val="center"/>
-      </w:pPr>
-      <w:r>
-        <w:rPr>
-          <w:rFonts w:ascii="Malgun Gothic" w:hAnsi="Malgun Gothic"/>
-          <w:b/>
-          <w:sz w:val="21"/>
-        </w:rPr>
-        <w:t>합의 및 확인일자: 202  년     월     일</w:t>
-      </w:r>
-    </w:p>
-    <w:p/>
     <w:tbl>
       <w:tblPr>
+        <w:tblStyle w:val="TableGrid"/>
         <w:tblW w:type="auto" w:w="0"/>
         <w:jc w:val="center"/>
         <w:tblLook w:firstColumn="1" w:firstRow="1" w:lastColumn="0" w:lastRow="0" w:noHBand="0" w:noVBand="1" w:val="04A0"/>
       </w:tblPr>
       <w:tblGrid>
-        <w:gridCol w:w="3120"/>
-        <w:gridCol w:w="3120"/>
-        <w:gridCol w:w="3120"/>
+        <w:gridCol w:w="2448"/>
+        <w:gridCol w:w="2448"/>
+        <w:gridCol w:w="2448"/>
+        <w:gridCol w:w="2448"/>
       </w:tblGrid>
       <w:tr>
         <w:tc>
           <w:tcPr>
-            <w:tcW w:type="dxa" w:w="3120"/>
-            <w:shd w:fill="334155"/>
+            <w:tcW w:type="dxa" w:w="2448"/>
+            <w:shd w:fill="1B365D"/>
             <w:tcMar>
-              <w:top w:w="90" w:type="dxa"/>
-              <w:bottom w:w="90" w:type="dxa"/>
-              <w:left w:w="110" w:type="dxa"/>
-              <w:right w:w="110" w:type="dxa"/>
+              <w:top w:w="110" w:type="dxa"/>
+              <w:bottom w:w="110" w:type="dxa"/>
+              <w:left w:w="140" w:type="dxa"/>
+              <w:right w:w="140" w:type="dxa"/>
             </w:tcMar>
           </w:tcPr>
           <w:p>
+            <w:pPr>
+              <w:jc w:val="center"/>
+            </w:pPr>
+            <w:r/>
             <w:r>
               <w:rPr>
-                <w:rFonts w:ascii="Malgun Gothic" w:hAnsi="Malgun Gothic"/>
+                <w:rFonts w:ascii="맑은 고딕" w:hAnsi="맑은 고딕" w:eastAsia="맑은 고딕"/>
                 <w:b/>
                 <w:color w:val="FFFFFF"/>
                 <w:sz w:val="19"/>
               </w:rPr>
-              <w:t>구 분</w:t>
+              <w:t>구분</w:t>
             </w:r>
           </w:p>
         </w:tc>
         <w:tc>
           <w:tcPr>
-            <w:tcW w:type="dxa" w:w="3120"/>
-            <w:shd w:fill="334155"/>
+            <w:tcW w:type="dxa" w:w="2448"/>
+            <w:shd w:fill="1B365D"/>
             <w:tcMar>
-              <w:top w:w="90" w:type="dxa"/>
-              <w:bottom w:w="90" w:type="dxa"/>
-              <w:left w:w="110" w:type="dxa"/>
-              <w:right w:w="110" w:type="dxa"/>
+              <w:top w:w="110" w:type="dxa"/>
+              <w:bottom w:w="110" w:type="dxa"/>
+              <w:left w:w="140" w:type="dxa"/>
+              <w:right w:w="140" w:type="dxa"/>
             </w:tcMar>
           </w:tcPr>
           <w:p>
+            <w:pPr>
+              <w:jc w:val="center"/>
+            </w:pPr>
+            <w:r/>
             <w:r>
               <w:rPr>
-                <w:rFonts w:ascii="Malgun Gothic" w:hAnsi="Malgun Gothic"/>
+                <w:rFonts w:ascii="맑은 고딕" w:hAnsi="맑은 고딕" w:eastAsia="맑은 고딕"/>
                 <w:b/>
                 <w:color w:val="FFFFFF"/>
                 <w:sz w:val="19"/>
               </w:rPr>
-              <w:t>소속 / 직급 / 성명</w:t>
+              <w:t>소속 기관 및 부서</w:t>
             </w:r>
           </w:p>
         </w:tc>
         <w:tc>
           <w:tcPr>
-            <w:tcW w:type="dxa" w:w="3120"/>
-            <w:shd w:fill="334155"/>
+            <w:tcW w:type="dxa" w:w="2448"/>
+            <w:shd w:fill="1B365D"/>
             <w:tcMar>
-              <w:top w:w="90" w:type="dxa"/>
-              <w:bottom w:w="90" w:type="dxa"/>
-              <w:left w:w="110" w:type="dxa"/>
-              <w:right w:w="110" w:type="dxa"/>
+              <w:top w:w="110" w:type="dxa"/>
+              <w:bottom w:w="110" w:type="dxa"/>
+              <w:left w:w="140" w:type="dxa"/>
+              <w:right w:w="140" w:type="dxa"/>
             </w:tcMar>
           </w:tcPr>
           <w:p>
+            <w:pPr>
+              <w:jc w:val="center"/>
+            </w:pPr>
+            <w:r/>
             <w:r>
               <w:rPr>
-                <w:rFonts w:ascii="Malgun Gothic" w:hAnsi="Malgun Gothic"/>
+                <w:rFonts w:ascii="맑은 고딕" w:hAnsi="맑은 고딕" w:eastAsia="맑은 고딕"/>
+                <w:b/>
+                <w:color w:val="FFFFFF"/>
+                <w:sz w:val="19"/>
+              </w:rPr>
+              <w:t>직급 / 성명</w:t>
+            </w:r>
+          </w:p>
+        </w:tc>
+        <w:tc>
+          <w:tcPr>
+            <w:tcW w:type="dxa" w:w="2448"/>
+            <w:shd w:fill="1B365D"/>
+            <w:tcMar>
+              <w:top w:w="110" w:type="dxa"/>
+              <w:bottom w:w="110" w:type="dxa"/>
+              <w:left w:w="140" w:type="dxa"/>
+              <w:right w:w="140" w:type="dxa"/>
+            </w:tcMar>
+          </w:tcPr>
+          <w:p>
+            <w:pPr>
+              <w:jc w:val="center"/>
+            </w:pPr>
+            <w:r/>
+            <w:r>
+              <w:rPr>
+                <w:rFonts w:ascii="맑은 고딕" w:hAnsi="맑은 고딕" w:eastAsia="맑은 고딕"/>
                 <w:b/>
                 <w:color w:val="FFFFFF"/>
                 <w:sz w:val="19"/>
@@ -549,61 +1240,97 @@
       <w:tr>
         <w:tc>
           <w:tcPr>
-            <w:tcW w:type="dxa" w:w="3120"/>
+            <w:tcW w:type="dxa" w:w="2448"/>
+            <w:shd w:fill="FFFFFF"/>
             <w:tcMar>
-              <w:top w:w="100" w:type="dxa"/>
-              <w:bottom w:w="100" w:type="dxa"/>
-              <w:left w:w="110" w:type="dxa"/>
-              <w:right w:w="110" w:type="dxa"/>
+              <w:top w:w="90" w:type="dxa"/>
+              <w:bottom w:w="90" w:type="dxa"/>
+              <w:left w:w="140" w:type="dxa"/>
+              <w:right w:w="140" w:type="dxa"/>
             </w:tcMar>
           </w:tcPr>
           <w:p>
+            <w:r/>
             <w:r>
               <w:rPr>
-                <w:rFonts w:ascii="Malgun Gothic" w:hAnsi="Malgun Gothic"/>
-                <w:sz w:val="18"/>
+                <w:rFonts w:ascii="맑은 고딕" w:hAnsi="맑은 고딕" w:eastAsia="맑은 고딕"/>
+                <w:b w:val="0"/>
+                <w:color w:val="1E293B"/>
+                <w:sz w:val="19"/>
               </w:rPr>
-              <w:t>수석 감리원</w:t>
+              <w:t>총괄 감리원</w:t>
             </w:r>
           </w:p>
         </w:tc>
         <w:tc>
           <w:tcPr>
-            <w:tcW w:type="dxa" w:w="3120"/>
+            <w:tcW w:type="dxa" w:w="2448"/>
+            <w:shd w:fill="FFFFFF"/>
             <w:tcMar>
-              <w:top w:w="100" w:type="dxa"/>
-              <w:bottom w:w="100" w:type="dxa"/>
-              <w:left w:w="110" w:type="dxa"/>
-              <w:right w:w="110" w:type="dxa"/>
+              <w:top w:w="90" w:type="dxa"/>
+              <w:bottom w:w="90" w:type="dxa"/>
+              <w:left w:w="140" w:type="dxa"/>
+              <w:right w:w="140" w:type="dxa"/>
             </w:tcMar>
           </w:tcPr>
           <w:p>
+            <w:r/>
             <w:r>
               <w:rPr>
-                <w:rFonts w:ascii="Malgun Gothic" w:hAnsi="Malgun Gothic"/>
-                <w:sz w:val="18"/>
+                <w:rFonts w:ascii="맑은 고딕" w:hAnsi="맑은 고딕" w:eastAsia="맑은 고딕"/>
+                <w:b w:val="0"/>
+                <w:color w:val="1E293B"/>
+                <w:sz w:val="19"/>
               </w:rPr>
-              <w:t>[감리법인명] 총괄감리원 [           ]</w:t>
+              <w:t>주식회사 한국디지털감리원</w:t>
             </w:r>
           </w:p>
         </w:tc>
         <w:tc>
           <w:tcPr>
-            <w:tcW w:type="dxa" w:w="3120"/>
+            <w:tcW w:type="dxa" w:w="2448"/>
+            <w:shd w:fill="FFFFFF"/>
             <w:tcMar>
-              <w:top w:w="100" w:type="dxa"/>
-              <w:bottom w:w="100" w:type="dxa"/>
-              <w:left w:w="110" w:type="dxa"/>
-              <w:right w:w="110" w:type="dxa"/>
+              <w:top w:w="90" w:type="dxa"/>
+              <w:bottom w:w="90" w:type="dxa"/>
+              <w:left w:w="140" w:type="dxa"/>
+              <w:right w:w="140" w:type="dxa"/>
             </w:tcMar>
           </w:tcPr>
           <w:p>
+            <w:r/>
             <w:r>
               <w:rPr>
-                <w:rFonts w:ascii="Malgun Gothic" w:hAnsi="Malgun Gothic"/>
-                <w:sz w:val="18"/>
+                <w:rFonts w:ascii="맑은 고딕" w:hAnsi="맑은 고딕" w:eastAsia="맑은 고딕"/>
+                <w:b w:val="0"/>
+                <w:color w:val="1E293B"/>
+                <w:sz w:val="19"/>
               </w:rPr>
-              <w:t>(서명 또는 인)</w:t>
+              <w:t>수석감리사 남 궁 현</w:t>
+            </w:r>
+          </w:p>
+        </w:tc>
+        <w:tc>
+          <w:tcPr>
+            <w:tcW w:type="dxa" w:w="2448"/>
+            <w:shd w:fill="FFFFFF"/>
+            <w:tcMar>
+              <w:top w:w="90" w:type="dxa"/>
+              <w:bottom w:w="90" w:type="dxa"/>
+              <w:left w:w="140" w:type="dxa"/>
+              <w:right w:w="140" w:type="dxa"/>
+            </w:tcMar>
+          </w:tcPr>
+          <w:p>
+            <w:r/>
+            <w:r>
+              <w:rPr>
+                <w:rFonts w:ascii="맑은 고딕" w:hAnsi="맑은 고딕" w:eastAsia="맑은 고딕"/>
+                <w:b w:val="0"/>
+                <w:color w:val="1E293B"/>
+                <w:sz w:val="19"/>
+              </w:rPr>
+              <w:t>(감리 확인인)</w:t>
             </w:r>
           </w:p>
         </w:tc>
@@ -611,61 +1338,195 @@
       <w:tr>
         <w:tc>
           <w:tcPr>
-            <w:tcW w:type="dxa" w:w="3120"/>
+            <w:tcW w:type="dxa" w:w="2448"/>
+            <w:shd w:fill="F8FAFC"/>
             <w:tcMar>
-              <w:top w:w="100" w:type="dxa"/>
-              <w:bottom w:w="100" w:type="dxa"/>
-              <w:left w:w="110" w:type="dxa"/>
-              <w:right w:w="110" w:type="dxa"/>
+              <w:top w:w="90" w:type="dxa"/>
+              <w:bottom w:w="90" w:type="dxa"/>
+              <w:left w:w="140" w:type="dxa"/>
+              <w:right w:w="140" w:type="dxa"/>
             </w:tcMar>
           </w:tcPr>
           <w:p>
+            <w:r/>
             <w:r>
               <w:rPr>
-                <w:rFonts w:ascii="Malgun Gothic" w:hAnsi="Malgun Gothic"/>
-                <w:sz w:val="18"/>
+                <w:rFonts w:ascii="맑은 고딕" w:hAnsi="맑은 고딕" w:eastAsia="맑은 고딕"/>
+                <w:b w:val="0"/>
+                <w:color w:val="1E293B"/>
+                <w:sz w:val="19"/>
               </w:rPr>
-              <w:t>수행사 PM</w:t>
+              <w:t>발주처 입회관</w:t>
             </w:r>
           </w:p>
         </w:tc>
         <w:tc>
           <w:tcPr>
-            <w:tcW w:type="dxa" w:w="3120"/>
+            <w:tcW w:type="dxa" w:w="2448"/>
+            <w:shd w:fill="F8FAFC"/>
             <w:tcMar>
-              <w:top w:w="100" w:type="dxa"/>
-              <w:bottom w:w="100" w:type="dxa"/>
-              <w:left w:w="110" w:type="dxa"/>
-              <w:right w:w="110" w:type="dxa"/>
+              <w:top w:w="90" w:type="dxa"/>
+              <w:bottom w:w="90" w:type="dxa"/>
+              <w:left w:w="140" w:type="dxa"/>
+              <w:right w:w="140" w:type="dxa"/>
             </w:tcMar>
           </w:tcPr>
           <w:p>
+            <w:r/>
             <w:r>
               <w:rPr>
-                <w:rFonts w:ascii="Malgun Gothic" w:hAnsi="Malgun Gothic"/>
-                <w:sz w:val="18"/>
+                <w:rFonts w:ascii="맑은 고딕" w:hAnsi="맑은 고딕" w:eastAsia="맑은 고딕"/>
+                <w:b w:val="0"/>
+                <w:color w:val="1E293B"/>
+                <w:sz w:val="19"/>
               </w:rPr>
-              <w:t>주식회사 엠파시 사업총괄PM [           ]</w:t>
+              <w:t>주식회사 한빛글로벌 IT정보화팀</w:t>
             </w:r>
           </w:p>
         </w:tc>
         <w:tc>
           <w:tcPr>
-            <w:tcW w:type="dxa" w:w="3120"/>
+            <w:tcW w:type="dxa" w:w="2448"/>
+            <w:shd w:fill="F8FAFC"/>
             <w:tcMar>
-              <w:top w:w="100" w:type="dxa"/>
-              <w:bottom w:w="100" w:type="dxa"/>
-              <w:left w:w="110" w:type="dxa"/>
-              <w:right w:w="110" w:type="dxa"/>
+              <w:top w:w="90" w:type="dxa"/>
+              <w:bottom w:w="90" w:type="dxa"/>
+              <w:left w:w="140" w:type="dxa"/>
+              <w:right w:w="140" w:type="dxa"/>
             </w:tcMar>
           </w:tcPr>
           <w:p>
+            <w:r/>
             <w:r>
               <w:rPr>
-                <w:rFonts w:ascii="Malgun Gothic" w:hAnsi="Malgun Gothic"/>
-                <w:sz w:val="18"/>
+                <w:rFonts w:ascii="맑은 고딕" w:hAnsi="맑은 고딕" w:eastAsia="맑은 고딕"/>
+                <w:b w:val="0"/>
+                <w:color w:val="1E293B"/>
+                <w:sz w:val="19"/>
               </w:rPr>
-              <w:t>(서명 또는 인)</w:t>
+              <w:t>팀장 정 태 윤</w:t>
+            </w:r>
+          </w:p>
+        </w:tc>
+        <w:tc>
+          <w:tcPr>
+            <w:tcW w:type="dxa" w:w="2448"/>
+            <w:shd w:fill="F8FAFC"/>
+            <w:tcMar>
+              <w:top w:w="90" w:type="dxa"/>
+              <w:bottom w:w="90" w:type="dxa"/>
+              <w:left w:w="140" w:type="dxa"/>
+              <w:right w:w="140" w:type="dxa"/>
+            </w:tcMar>
+          </w:tcPr>
+          <w:p>
+            <w:r/>
+            <w:r>
+              <w:rPr>
+                <w:rFonts w:ascii="맑은 고딕" w:hAnsi="맑은 고딕" w:eastAsia="맑은 고딕"/>
+                <w:b w:val="0"/>
+                <w:color w:val="1E293B"/>
+                <w:sz w:val="19"/>
+              </w:rPr>
+              <w:t>(확인 완료)</w:t>
+            </w:r>
+          </w:p>
+        </w:tc>
+      </w:tr>
+      <w:tr>
+        <w:tc>
+          <w:tcPr>
+            <w:tcW w:type="dxa" w:w="2448"/>
+            <w:shd w:fill="FFFFFF"/>
+            <w:tcMar>
+              <w:top w:w="90" w:type="dxa"/>
+              <w:bottom w:w="90" w:type="dxa"/>
+              <w:left w:w="140" w:type="dxa"/>
+              <w:right w:w="140" w:type="dxa"/>
+            </w:tcMar>
+          </w:tcPr>
+          <w:p>
+            <w:r/>
+            <w:r>
+              <w:rPr>
+                <w:rFonts w:ascii="맑은 고딕" w:hAnsi="맑은 고딕" w:eastAsia="맑은 고딕"/>
+                <w:b w:val="0"/>
+                <w:color w:val="1E293B"/>
+                <w:sz w:val="19"/>
+              </w:rPr>
+              <w:t>수행사 총괄PM</w:t>
+            </w:r>
+          </w:p>
+        </w:tc>
+        <w:tc>
+          <w:tcPr>
+            <w:tcW w:type="dxa" w:w="2448"/>
+            <w:shd w:fill="FFFFFF"/>
+            <w:tcMar>
+              <w:top w:w="90" w:type="dxa"/>
+              <w:bottom w:w="90" w:type="dxa"/>
+              <w:left w:w="140" w:type="dxa"/>
+              <w:right w:w="140" w:type="dxa"/>
+            </w:tcMar>
+          </w:tcPr>
+          <w:p>
+            <w:r/>
+            <w:r>
+              <w:rPr>
+                <w:rFonts w:ascii="맑은 고딕" w:hAnsi="맑은 고딕" w:eastAsia="맑은 고딕"/>
+                <w:b w:val="0"/>
+                <w:color w:val="1E293B"/>
+                <w:sz w:val="19"/>
+              </w:rPr>
+              <w:t>주식회사 엠파시 엔터프라이즈사업부</w:t>
+            </w:r>
+          </w:p>
+        </w:tc>
+        <w:tc>
+          <w:tcPr>
+            <w:tcW w:type="dxa" w:w="2448"/>
+            <w:shd w:fill="FFFFFF"/>
+            <w:tcMar>
+              <w:top w:w="90" w:type="dxa"/>
+              <w:bottom w:w="90" w:type="dxa"/>
+              <w:left w:w="140" w:type="dxa"/>
+              <w:right w:w="140" w:type="dxa"/>
+            </w:tcMar>
+          </w:tcPr>
+          <w:p>
+            <w:r/>
+            <w:r>
+              <w:rPr>
+                <w:rFonts w:ascii="맑은 고딕" w:hAnsi="맑은 고딕" w:eastAsia="맑은 고딕"/>
+                <w:b w:val="0"/>
+                <w:color w:val="1E293B"/>
+                <w:sz w:val="19"/>
+              </w:rPr>
+              <w:t>수석 박 진 우</w:t>
+            </w:r>
+          </w:p>
+        </w:tc>
+        <w:tc>
+          <w:tcPr>
+            <w:tcW w:type="dxa" w:w="2448"/>
+            <w:shd w:fill="FFFFFF"/>
+            <w:tcMar>
+              <w:top w:w="90" w:type="dxa"/>
+              <w:bottom w:w="90" w:type="dxa"/>
+              <w:left w:w="140" w:type="dxa"/>
+              <w:right w:w="140" w:type="dxa"/>
+            </w:tcMar>
+          </w:tcPr>
+          <w:p>
+            <w:r/>
+            <w:r>
+              <w:rPr>
+                <w:rFonts w:ascii="맑은 고딕" w:hAnsi="맑은 고딕" w:eastAsia="맑은 고딕"/>
+                <w:b w:val="0"/>
+                <w:color w:val="1E293B"/>
+                <w:sz w:val="19"/>
+              </w:rPr>
+              <w:t>(서명 완료)</w:t>
             </w:r>
           </w:p>
         </w:tc>
@@ -674,7 +1535,7 @@
     <w:p/>
     <w:sectPr>
       <w:pgSz w:w="12240" w:h="15840"/>
-      <w:pgMar w:top="1440" w:right="1440" w:bottom="1440" w:left="1440" w:header="720" w:footer="720" w:gutter="0"/>
+      <w:pgMar w:top="1152" w:right="1224" w:bottom="1152" w:left="1224" w:header="720" w:footer="720" w:gutter="0"/>
       <w:cols w:space="720"/>
       <w:docGrid w:linePitch="360"/>
     </w:sectPr>

--- a/public/templates/office/Phase4_3자감리_지적사항_조치결과서.docx
+++ b/public/templates/office/Phase4_3자감리_지적사항_조치결과서.docx
@@ -10,7 +10,7 @@
           <w:color w:val="2563EB"/>
           <w:sz w:val="17"/>
         </w:rPr>
-        <w:t>[엠파시 엔터프라이즈 표준 사업관리 서식] 문서번호: EMP-DOC-P4-04 | 사업명: 한빛글로벌 SyncGuard AI 시스템 구축</w:t>
+        <w:t>[엠파시 엔터프라이즈 표준 사업관리 서식] 문서번호: EMP-DOC-P4-04 | 사업명: 한빛글로벌 SyncFlow AI 시스템 구축</w:t>
       </w:r>
     </w:p>
     <w:p>
@@ -147,7 +147,7 @@
                 <w:color w:val="1E293B"/>
                 <w:sz w:val="19"/>
               </w:rPr>
-              <w:t>SyncGuard AI — 엔터프라이즈 AI 콘텐츠·규제 심의 자동화 시스템 구축 사업</w:t>
+              <w:t>SyncFlow AI — 엔터프라이즈 AI 콘텐츠·규제 검증 자동화 시스템 구축 사업</w:t>
             </w:r>
           </w:p>
         </w:tc>
@@ -779,7 +779,7 @@
                 <w:color w:val="1E293B"/>
                 <w:sz w:val="19"/>
               </w:rPr>
-              <w:t>심의이력 테이블(tb_claim_review) 대량 적재에 대비한 월별 파티셔닝 자동 생성 잡 보완</w:t>
+              <w:t>검증이력 테이블(tb_verify_review) 대량 적재에 대비한 월별 파티셔닝 자동 생성 잡 보완</w:t>
             </w:r>
           </w:p>
         </w:tc>
@@ -1023,7 +1023,7 @@
                 <w:color w:val="1E293B"/>
                 <w:sz w:val="19"/>
               </w:rPr>
-              <w:t>골든셋 50문항 중 복합 기능성 화장품(미백+주름+자외선) 경계값 케이스 보강 권고</w:t>
+              <w:t>골든셋 50문항 중 복합 핵심규격 전장부품(절연성+내진동+전자파) 경계값 케이스 보강 권고</w:t>
             </w:r>
           </w:p>
         </w:tc>
@@ -1047,7 +1047,7 @@
                 <w:color w:val="1E293B"/>
                 <w:sz w:val="19"/>
               </w:rPr>
-              <w:t>복합 기능성 경계값 테스트 케이스 8문항 보강 및 Precision 96.4% / Recall 98.0% 달성 확인 (EMP_TST_050)</w:t>
+              <w:t>복합 핵심규격 경계값 테스트 케이스 8문항 보강 및 Precision 96.4% / Recall 98.0% 달성 확인 (EMP_TST_050)</w:t>
             </w:r>
           </w:p>
         </w:tc>
@@ -1097,7 +1097,7 @@
           <w:color w:val="1E293B"/>
           <w:sz w:val="20"/>
         </w:rPr>
-        <w:t>주식회사 한빛글로벌 「SyncGuard AI 시스템 구축 사업」의 종료 감리 결과, 응용시스템·데이터베이스·AI 파이프라인·보안 영역의 5건 권고사항이 모두 완벽히 이행되었음을 실사 확인하였으며 상용 운영 전환에 적격으로 판정합니다.</w:t>
+        <w:t>주식회사 한빛글로벌 「SyncFlow AI 시스템 구축 사업」의 종료 감리 결과, 응용시스템·데이터베이스·AI 파이프라인·보안 영역의 5건 권고사항이 모두 완벽히 이행되었음을 실사 확인하였으며 상용 운영 전환에 적격으로 판정합니다.</w:t>
       </w:r>
     </w:p>
     <w:p>
